--- a/원고/1부/러시아어_컨설턴트_11아크.docx
+++ b/원고/1부/러시아어_컨설턴트_11아크.docx
@@ -786,6 +786,42 @@
           <w:bCs/>
           <w:b/>
         </w:rPr>
+        <w:t xml:space="preserve">Настя:</w:t>
+      </w:r>
+      <w:r>
+        <w:t xml:space="preserve"> </w:t>
+      </w:r>
+      <w:r>
+        <w:t xml:space="preserve">И с тех пор — никаких компромиссов, ни при каких условиях?</w:t>
+      </w:r>
+    </w:p>
+    <w:p>
+      <w:pPr>
+        <w:pStyle w:val="BodyText"/>
+      </w:pPr>
+      <w:r>
+        <w:rPr>
+          <w:bCs/>
+          <w:b/>
+        </w:rPr>
+        <w:t xml:space="preserve">Пётр:</w:t>
+      </w:r>
+      <w:r>
+        <w:t xml:space="preserve"> </w:t>
+      </w:r>
+      <w:r>
+        <w:t xml:space="preserve">С тех пор у меня одно правило: «Бережёного Бог бережёт». А кто сам не бережётся — тому и Бог не поможет, и никакая страховка.</w:t>
+      </w:r>
+    </w:p>
+    <w:p>
+      <w:pPr>
+        <w:pStyle w:val="BodyText"/>
+      </w:pPr>
+      <w:r>
+        <w:rPr>
+          <w:bCs/>
+          <w:b/>
+        </w:rPr>
         <w:t xml:space="preserve">Кирилл:</w:t>
       </w:r>
       <w:r>
@@ -2835,6 +2871,24 @@
       </w:r>
       <w:r>
         <w:t xml:space="preserve">Норильск — опять под вопросом.</w:t>
+      </w:r>
+    </w:p>
+    <w:p>
+      <w:pPr>
+        <w:pStyle w:val="BodyText"/>
+      </w:pPr>
+      <w:r>
+        <w:rPr>
+          <w:bCs/>
+          <w:b/>
+        </w:rPr>
+        <w:t xml:space="preserve">Пётр:</w:t>
+      </w:r>
+      <w:r>
+        <w:t xml:space="preserve"> </w:t>
+      </w:r>
+      <w:r>
+        <w:t xml:space="preserve">(Глухо) Булгаков писал: «Да, человек смертен, но это было бы ещё полбеды. Плохо то, что он иногда внезапно смертен». С трещиной — то же самое: борт летает неделями, а потом — внезапно. Пусть лучше три самолёта стоят на земле, чем один не долетит.</w:t>
       </w:r>
     </w:p>
     <w:p>

--- a/원고/1부/러시아어_컨설턴트_11아크.docx
+++ b/원고/1부/러시아어_컨설턴트_11아크.docx
@@ -5233,6 +5233,222 @@
       </w:r>
       <w:r>
         <w:t xml:space="preserve">Обязательно. Удачи вам, в мире судостроения.</w:t>
+      </w:r>
+    </w:p>
+    <w:p>
+      <w:r>
+        <w:br w:type="page"/>
+      </w:r>
+    </w:p>
+    <w:p>
+      <w:pPr>
+        <w:pStyle w:val="BodyText"/>
+      </w:pPr>
+      <w:r>
+        <w:rPr>
+          <w:b/>
+          <w:bCs/>
+          <w:sz w:val="32"/>
+          <w:szCs w:val="32"/>
+        </w:rPr>
+        <w:t xml:space="preserve">📚 인용 해설 노트 — 11아크</w:t>
+      </w:r>
+    </w:p>
+    <w:p>
+      <w:pPr>
+        <w:pStyle w:val="BodyText"/>
+      </w:pPr>
+      <w:r>
+        <w:rPr/>
+        <w:t xml:space="preserve">이 화에 나온 러시아 고전 인용과 속담의 뜻, 원작 맥락, 쓰인 장면, 실제 대화에서 쓰는 요령을 정리했습니다.</w:t>
+      </w:r>
+    </w:p>
+    <w:p>
+      <w:pPr>
+        <w:pStyle w:val="BodyText"/>
+      </w:pPr>
+      <w:r>
+        <w:rPr>
+          <w:b/>
+          <w:bCs/>
+          <w:sz w:val="24"/>
+          <w:szCs w:val="24"/>
+        </w:rPr>
+        <w:t xml:space="preserve">인용 1 · «Бережёного Бог бережёт»</w:t>
+      </w:r>
+    </w:p>
+    <w:p>
+      <w:pPr>
+        <w:pStyle w:val="BodyText"/>
+      </w:pPr>
+      <w:r>
+        <w:rPr>
+          <w:b/>
+          <w:bCs/>
+        </w:rPr>
+        <w:t xml:space="preserve">출전: </w:t>
+      </w:r>
+      <w:r>
+        <w:rPr/>
+        <w:t xml:space="preserve">러시아 속담</w:t>
+      </w:r>
+    </w:p>
+    <w:p>
+      <w:pPr>
+        <w:pStyle w:val="BodyText"/>
+      </w:pPr>
+      <w:r>
+        <w:rPr>
+          <w:b/>
+          <w:bCs/>
+        </w:rPr>
+        <w:t xml:space="preserve">뜻: </w:t>
+      </w:r>
+      <w:r>
+        <w:rPr/>
+        <w:t xml:space="preserve">조심하는 자를 신이 지킨다.</w:t>
+      </w:r>
+    </w:p>
+    <w:p>
+      <w:pPr>
+        <w:pStyle w:val="BodyText"/>
+      </w:pPr>
+      <w:r>
+        <w:rPr>
+          <w:b/>
+          <w:bCs/>
+        </w:rPr>
+        <w:t xml:space="preserve">원작·유래: </w:t>
+      </w:r>
+      <w:r>
+        <w:rPr/>
+        <w:t xml:space="preserve">스스로 조심하는 사람에게 행운도 따른다는 뜻입니다. 뒤에 «а не бережёного конвой стережёт»(조심하지 않는 자는 호송대가 지킨다)를 붙이는 농담 버전도 있습니다.</w:t>
+      </w:r>
+    </w:p>
+    <w:p>
+      <w:pPr>
+        <w:pStyle w:val="BodyText"/>
+      </w:pPr>
+      <w:r>
+        <w:rPr>
+          <w:b/>
+          <w:bCs/>
+        </w:rPr>
+        <w:t xml:space="preserve">이 화에서: </w:t>
+      </w:r>
+      <w:r>
+        <w:rPr/>
+        <w:t xml:space="preserve">1989년 엔진 하나로 비상착륙한 경험이 있는 안전담당 이사 표트르가 그 뒤로 어떤 타협도 하지 않게 된 이유를 말합니다.</w:t>
+      </w:r>
+    </w:p>
+    <w:p>
+      <w:pPr>
+        <w:pStyle w:val="BodyText"/>
+      </w:pPr>
+      <w:r>
+        <w:rPr>
+          <w:b/>
+          <w:bCs/>
+        </w:rPr>
+        <w:t xml:space="preserve">대화 활용 팁: </w:t>
+      </w:r>
+      <w:r>
+        <w:rPr/>
+        <w:t xml:space="preserve">안전 점검, 백업, 보험, 이중 확인을 권할 때 씁니다. 항공, 건설, IT 보안 분야에서 특히 자연스럽습니다.</w:t>
+      </w:r>
+    </w:p>
+    <w:p>
+      <w:pPr>
+        <w:pStyle w:val="BodyText"/>
+      </w:pPr>
+      <w:r>
+        <w:rPr>
+          <w:b/>
+          <w:bCs/>
+          <w:sz w:val="24"/>
+          <w:szCs w:val="24"/>
+        </w:rPr>
+        <w:t xml:space="preserve">인용 2 · «Да, человек смертен, но это было бы ещё полбеды. Плохо то, что он иногда внезапно смертен, вот в чём фокус!»</w:t>
+      </w:r>
+    </w:p>
+    <w:p>
+      <w:pPr>
+        <w:pStyle w:val="BodyText"/>
+      </w:pPr>
+      <w:r>
+        <w:rPr>
+          <w:b/>
+          <w:bCs/>
+        </w:rPr>
+        <w:t xml:space="preserve">출전: </w:t>
+      </w:r>
+      <w:r>
+        <w:rPr/>
+        <w:t xml:space="preserve">미하일 불가코프, 『거장과 마르가리타』 1장, 볼란드의 대사</w:t>
+      </w:r>
+    </w:p>
+    <w:p>
+      <w:pPr>
+        <w:pStyle w:val="BodyText"/>
+      </w:pPr>
+      <w:r>
+        <w:rPr>
+          <w:b/>
+          <w:bCs/>
+        </w:rPr>
+        <w:t xml:space="preserve">뜻: </w:t>
+      </w:r>
+      <w:r>
+        <w:rPr/>
+        <w:t xml:space="preserve">그래, 인간은 죽는다. 그것만이라면 절반의 불행일 뿐이다. 나쁜 건 때때로 갑자기 죽는다는 것이다.</w:t>
+      </w:r>
+    </w:p>
+    <w:p>
+      <w:pPr>
+        <w:pStyle w:val="BodyText"/>
+      </w:pPr>
+      <w:r>
+        <w:rPr>
+          <w:b/>
+          <w:bCs/>
+        </w:rPr>
+        <w:t xml:space="preserve">원작·유래: </w:t>
+      </w:r>
+      <w:r>
+        <w:rPr/>
+        <w:t xml:space="preserve">파트리아르흐 연못에서 '인간은 자기 운명을 스스로 결정한다'고 장담하는 베를리오즈에게 볼란드가 하는 말입니다. 몇 분 뒤 베를리오즈는 전차에 치여 죽습니다.</w:t>
+      </w:r>
+    </w:p>
+    <w:p>
+      <w:pPr>
+        <w:pStyle w:val="BodyText"/>
+      </w:pPr>
+      <w:r>
+        <w:rPr>
+          <w:b/>
+          <w:bCs/>
+        </w:rPr>
+        <w:t xml:space="preserve">이 화에서: </w:t>
+      </w:r>
+      <w:r>
+        <w:rPr/>
+        <w:t xml:space="preserve">사용 중인 부품에서 결함이 발견된 뒤 긴급회의에서 표트르가 '균열도 몇 주를 버티다 갑자기 터진다'며 운항 중단을 주장합니다.</w:t>
+      </w:r>
+    </w:p>
+    <w:p>
+      <w:pPr>
+        <w:pStyle w:val="BodyText"/>
+      </w:pPr>
+      <w:r>
+        <w:rPr>
+          <w:b/>
+          <w:bCs/>
+        </w:rPr>
+        <w:t xml:space="preserve">대화 활용 팁: </w:t>
+      </w:r>
+      <w:r>
+        <w:rPr/>
+        <w:t xml:space="preserve">예고 없이 닥치는 리스크를 강조할 때 쓰는 무게감 있는 인용입니다. 다만 죽음을 다루는 말이라 가벼운 자리나 유가족이 있는 상황에서는 피하세요.</w:t>
       </w:r>
     </w:p>
     <w:sectPr/>
